--- a/report.docx
+++ b/report.docx
@@ -62,7 +62,7 @@
           <w:color w:val="11221D"/>
           <w:sz w:val="22"/>
         </w:rPr>
-        <w:t>FitTrack is a health and fitness web application for recording and reviewing personal workouts. A visitor can view the home and about pages, then register or use the supplied marker account. Once logged in, each user has a dashboard showing total workouts, active minutes and estimated calories. Users can add a workout with an exercise name, category, duration, calories, date and notes. They can list, edit and delete only their own entries, display sessions of 30 minutes or less, and search the MySQL database by exercise, category or notes. An administrator can view registered users and a record of successful and failed login attempts. The project uses the required Node.js, Express, EJS and MySQL stack and runs on port 8000. It includes database setup and test-data scripts, the gold marker account, deployment links and this report.</w:t>
+        <w:t>FitTrack is a health and fitness web application for recording and reviewing personal workouts. A visitor can view the home and about pages, then register or use the sample administrator account. Once logged in, each user has a dashboard showing total workouts, active minutes and estimated calories. Users can add a workout with an exercise name, category, duration, calories, date and notes. They can list, edit and delete only their own entries, display sessions of 30 minutes or less, and search the MySQL database by exercise, category or notes. An administrator can view registered users and a record of successful and failed login attempts. The project uses Node.js, Express, EJS and MySQL and runs on port 8000. It includes database setup and test-data scripts, a sample administrator account, deployment links and this report.</w:t>
       </w:r>
     </w:p>
     <w:p>
@@ -223,7 +223,7 @@
           <w:color w:val="11221D"/>
           <w:sz w:val="22"/>
         </w:rPr>
-        <w:t>The users table stores account details, a bcrypt password hash and a member or admin role. Each workouts row belongs to one user through user_id; the foreign key uses ON DELETE CASCADE so dependent workouts cannot be orphaned. The login_audit table stores the username, outcome and time of each login attempt. It intentionally has no user foreign key because a failed attempt may use a username that does not exist. create_db.sql builds the tables and insert_test_data.sql adds the required gold account and sample workouts.</w:t>
+        <w:t>The users table stores account details, a bcrypt password hash and a member or admin role. Each workouts row belongs to one user through user_id; the foreign key uses ON DELETE CASCADE so dependent workouts cannot be orphaned. The login_audit table stores the username, outcome and time of each login attempt. It intentionally has no user foreign key because a failed attempt may use a username that does not exist. create_db.sql builds the tables and insert_test_data.sql adds the sample administrator account and workout records.</w:t>
       </w:r>
     </w:p>
     <w:p>
@@ -250,7 +250,7 @@
           <w:color w:val="11221D"/>
           <w:sz w:val="22"/>
         </w:rPr>
-        <w:t>Public visitors can open a home page that explains the three main tasks and an about page that explains the application and technology stack. Registration collects names, email, username and password. Validation shows useful errors and bcrypt stores only a password hash. The supplied gold account can log in using the credentials required by the brief. After login, the navigation exposes the dashboard, workouts and search; administrators also receive an Admin link.</w:t>
+        <w:t>Public visitors can open a home page that explains the three main tasks and an about page that explains the application and technology stack. Registration collects names, email, username and password. Validation shows useful errors and bcrypt stores only a password hash. The sample gold administrator account can log in using the documented credentials. After login, the navigation exposes the dashboard, workouts and search; administrators also receive an Admin link.</w:t>
       </w:r>
     </w:p>
     <w:p>
@@ -644,13 +644,17 @@
           <w:color w:val="232D29"/>
           <w:sz w:val="16"/>
         </w:rPr>
-        <w:t>bcrypt.compare(req.body.password, user.hashed_password, (error, matches) =&gt; {</w:t>
+        <w:t>req.session.user = {</w:t>
         <w:br/>
-        <w:t xml:space="preserve">  recordLoginAttempt(username, matches);</w:t>
+        <w:t xml:space="preserve">  id: user.id,</w:t>
         <w:br/>
-        <w:t xml:space="preserve">  if (matches) req.session.user = { id: user.id, role: user.role };</w:t>
+        <w:t xml:space="preserve">  username: user.username,</w:t>
         <w:br/>
-        <w:t>});</w:t>
+        <w:t xml:space="preserve">  firstName: user.first_name,</w:t>
+        <w:br/>
+        <w:t xml:space="preserve">  role: user.role</w:t>
+        <w:br/>
+        <w:t>};</w:t>
       </w:r>
     </w:p>
     <w:p>
